--- a/public/plantillas-contrato/BosquesOficinaPrivadaMoral.docx
+++ b/public/plantillas-contrato/BosquesOficinaPrivadaMoral.docx
@@ -484,9 +484,33 @@
           <w:color w:val="000000"/>
           <w:sz w:val="22"/>
           <w:szCs w:val="22"/>
-          <w:rtl w:val="0"/>
-        </w:rPr>
-        <w:t xml:space="preserve">“Oficina {{NUMERO_ESPACIO}}”</w:t>
+          <w:highlight w:val="yellow"/>
+          <w:rtl w:val="0"/>
+        </w:rPr>
+        <w:t xml:space="preserve">“Oficina </w:t>
+      </w:r>
+      <w:r>
+        <w:rPr>
+          <w:b w:val="1"/>
+          <w:bCs w:val="1"/>
+          <w:sz w:val="22"/>
+          <w:szCs w:val="22"/>
+          <w:highlight w:val="yellow"/>
+          <w:rtl w:val="0"/>
+        </w:rPr>
+        <w:t xml:space="preserve">{{NUMERO_ESPACIO}}</w:t>
+      </w:r>
+      <w:r>
+        <w:rPr>
+          <w:b w:val="1"/>
+          <w:bCs w:val="1"/>
+          <w:color w:val="000000"/>
+          <w:sz w:val="22"/>
+          <w:szCs w:val="22"/>
+          <w:highlight w:val="yellow"/>
+          <w:rtl w:val="0"/>
+        </w:rPr>
+        <w:t xml:space="preserve">”</w:t>
       </w:r>
       <w:r>
         <w:rPr>
@@ -616,9 +640,33 @@
           <w:color w:val="000000"/>
           <w:sz w:val="22"/>
           <w:szCs w:val="22"/>
-          <w:rtl w:val="0"/>
-        </w:rPr>
-        <w:t xml:space="preserve">“Oficina {{NUMERO_ESPACIO}}”</w:t>
+          <w:highlight w:val="yellow"/>
+          <w:rtl w:val="0"/>
+        </w:rPr>
+        <w:t xml:space="preserve">“Oficina </w:t>
+      </w:r>
+      <w:r>
+        <w:rPr>
+          <w:b w:val="1"/>
+          <w:bCs w:val="1"/>
+          <w:sz w:val="22"/>
+          <w:szCs w:val="22"/>
+          <w:highlight w:val="yellow"/>
+          <w:rtl w:val="0"/>
+        </w:rPr>
+        <w:t xml:space="preserve">{{NUMERO_ESPACIO}}</w:t>
+      </w:r>
+      <w:r>
+        <w:rPr>
+          <w:b w:val="1"/>
+          <w:bCs w:val="1"/>
+          <w:color w:val="000000"/>
+          <w:sz w:val="22"/>
+          <w:szCs w:val="22"/>
+          <w:highlight w:val="yellow"/>
+          <w:rtl w:val="0"/>
+        </w:rPr>
+        <w:t xml:space="preserve">”</w:t>
       </w:r>
       <w:r>
         <w:rPr>
@@ -2301,9 +2349,50 @@
           <w:bCs w:val="1"/>
           <w:sz w:val="22"/>
           <w:szCs w:val="22"/>
-          <w:rtl w:val="0"/>
-        </w:rPr>
-        <w:t xml:space="preserve">{{DURACION_MESES}} meses</w:t>
+          <w:highlight w:val="yellow"/>
+          <w:rtl w:val="0"/>
+        </w:rPr>
+        <w:t xml:space="preserve">{{DURACION_MESES}}</w:t>
+      </w:r>
+      <w:r>
+        <w:rPr>
+          <w:sz w:val="22"/>
+          <w:szCs w:val="22"/>
+          <w:highlight w:val="yellow"/>
+          <w:rtl w:val="0"/>
+        </w:rPr>
+        <w:t xml:space="preserve"/>
+      </w:r>
+      <w:r>
+        <w:rPr>
+          <w:b w:val="1"/>
+          <w:bCs w:val="1"/>
+          <w:sz w:val="22"/>
+          <w:szCs w:val="22"/>
+          <w:highlight w:val="yellow"/>
+          <w:rtl w:val="0"/>
+        </w:rPr>
+        <w:t xml:space="preserve"/>
+      </w:r>
+      <w:r>
+        <w:rPr>
+          <w:sz w:val="22"/>
+          <w:szCs w:val="22"/>
+          <w:highlight w:val="yellow"/>
+          <w:rtl w:val="0"/>
+        </w:rPr>
+        <w:t xml:space="preserve"> </w:t>
+      </w:r>
+      <w:r>
+        <w:rPr>
+          <w:b w:val="1"/>
+          <w:bCs w:val="1"/>
+          <w:sz w:val="22"/>
+          <w:szCs w:val="22"/>
+          <w:highlight w:val="yellow"/>
+          <w:rtl w:val="0"/>
+        </w:rPr>
+        <w:t xml:space="preserve">meses</w:t>
       </w:r>
       <w:r>
         <w:rPr>
@@ -2565,7 +2654,7 @@
           <w:highlight w:val="yellow"/>
           <w:rtl w:val="0"/>
         </w:rPr>
-        <w:t xml:space="preserve">$0.00 (Monto con letra 00/100 MN)</w:t>
+        <w:t xml:space="preserve">{{PRECIO_MENSUAL}} ({{PRECIO_MENSUAL_LETRA}})</w:t>
       </w:r>
       <w:r>
         <w:rPr>
@@ -2998,11 +3087,21 @@
           <w:color w:val="000000"/>
           <w:sz w:val="22"/>
           <w:szCs w:val="22"/>
+          <w:highlight w:val="yellow"/>
           <w:u w:val="none"/>
           <w:vertAlign w:val="baseline"/>
           <w:rtl w:val="0"/>
         </w:rPr>
-        <w:t xml:space="preserve">{{DEPOSITO_GARANTIA}}</w:t>
+        <w:t xml:space="preserve">{{DEPOSITO_GARANTIA}} ({{DEPOSITO_GARANTIA_LETRA}})</w:t>
+      </w:r>
+      <w:r>
+        <w:rPr>
+          <w:sz w:val="22"/>
+          <w:szCs w:val="22"/>
+          <w:highlight w:val="yellow"/>
+          <w:rtl w:val="0"/>
+        </w:rPr>
+        <w:t xml:space="preserve"/>
       </w:r>
       <w:r>
         <w:rPr>
@@ -3013,12 +3112,12 @@
           <w:color w:val="000000"/>
           <w:sz w:val="22"/>
           <w:szCs w:val="22"/>
+          <w:highlight w:val="yellow"/>
           <w:u w:val="none"/>
-          <w:shd w:fill="auto" w:val="clear"/>
           <w:vertAlign w:val="baseline"/>
           <w:rtl w:val="0"/>
         </w:rPr>
-        <w:t xml:space="preserve">, neto en concepto de depósito en garantía. Así mismo “NOVA HOLDING S.A DE C.V” se compromete a devolver al “BENEFICIARIO DEL SERVICIO” el depósito antes señalado en un plazo no mayor de 30 días naturales contados a partir de la fecha efectiva de terminación del contrato</w:t>
+        <w:t xml:space="preserve"/>
       </w:r>
       <w:r>
         <w:rPr>
@@ -3029,21 +3128,44 @@
           <w:color w:val="ff0000"/>
           <w:sz w:val="22"/>
           <w:szCs w:val="22"/>
+          <w:highlight w:val="yellow"/>
+          <w:u w:val="none"/>
+          <w:vertAlign w:val="baseline"/>
+          <w:rtl w:val="0"/>
+        </w:rPr>
+        <w:t xml:space="preserve"/>
+      </w:r>
+      <w:r>
+        <w:rPr>
+          <w:i w:val="0"/>
+          <w:iCs w:val="0"/>
+          <w:smallCaps w:val="0"/>
+          <w:strike w:val="0"/>
+          <w:color w:val="000000"/>
+          <w:sz w:val="22"/>
+          <w:szCs w:val="22"/>
+          <w:highlight w:val="yellow"/>
+          <w:u w:val="none"/>
+          <w:vertAlign w:val="baseline"/>
+          <w:rtl w:val="0"/>
+        </w:rPr>
+        <w:t xml:space="preserve"/>
+      </w:r>
+      <w:r>
+        <w:rPr>
+          <w:i w:val="0"/>
+          <w:iCs w:val="0"/>
+          <w:smallCaps w:val="0"/>
+          <w:strike w:val="0"/>
+          <w:color w:val="000000"/>
+          <w:sz w:val="22"/>
+          <w:szCs w:val="22"/>
           <w:u w:val="none"/>
           <w:shd w:fill="auto" w:val="clear"/>
           <w:vertAlign w:val="baseline"/>
           <w:rtl w:val="0"/>
         </w:rPr>
-        <w:t xml:space="preserve">; sin que exista incumplimiento y</w:t>
-      </w:r>
-      <w:r>
-        <w:rPr>
-          <w:color w:val="ff0000"/>
-          <w:sz w:val="22"/>
-          <w:szCs w:val="22"/>
-          <w:rtl w:val="0"/>
-        </w:rPr>
-        <w:t xml:space="preserve">/o adeudo alguno por parte del “BENEFICIARIO DEL SERVICIO”</w:t>
+        <w:t xml:space="preserve">, neto en concepto de depósito en garantía. Así mismo “NOVA HOLDING S.A DE C.V” se compromete a devolver al “BENEFICIARIO DEL SERVICIO” el depósito antes señalado en un plazo no mayor de 30 días naturales contados a partir de la fecha efectiva de terminación del contrato</w:t>
       </w:r>
       <w:r>
         <w:rPr>
@@ -3059,6 +3181,31 @@
           <w:vertAlign w:val="baseline"/>
           <w:rtl w:val="0"/>
         </w:rPr>
+        <w:t xml:space="preserve">; sin que exista incumplimiento y</w:t>
+      </w:r>
+      <w:r>
+        <w:rPr>
+          <w:color w:val="ff0000"/>
+          <w:sz w:val="22"/>
+          <w:szCs w:val="22"/>
+          <w:rtl w:val="0"/>
+        </w:rPr>
+        <w:t xml:space="preserve">/o adeudo alguno por parte del “BENEFICIARIO DEL SERVICIO”</w:t>
+      </w:r>
+      <w:r>
+        <w:rPr>
+          <w:i w:val="0"/>
+          <w:iCs w:val="0"/>
+          <w:smallCaps w:val="0"/>
+          <w:strike w:val="0"/>
+          <w:color w:val="ff0000"/>
+          <w:sz w:val="22"/>
+          <w:szCs w:val="22"/>
+          <w:u w:val="none"/>
+          <w:shd w:fill="auto" w:val="clear"/>
+          <w:vertAlign w:val="baseline"/>
+          <w:rtl w:val="0"/>
+        </w:rPr>
         <w:t xml:space="preserve">.</w:t>
       </w:r>
     </w:p>
@@ -3683,9 +3830,26 @@
           <w:bCs w:val="1"/>
           <w:sz w:val="22"/>
           <w:szCs w:val="22"/>
-          <w:rtl w:val="0"/>
-        </w:rPr>
-        <w:t xml:space="preserve">{{HORAS_SALA_JUNTAS}} hrs al mes)</w:t>
+          <w:highlight w:val="yellow"/>
+          <w:rtl w:val="0"/>
+        </w:rPr>
+        <w:t xml:space="preserve">{{HORAS_SALA_JUNTAS}}</w:t>
+      </w:r>
+      <w:r>
+        <w:rPr>
+          <w:sz w:val="22"/>
+          <w:szCs w:val="22"/>
+          <w:rtl w:val="0"/>
+        </w:rPr>
+        <w:t xml:space="preserve"> </w:t>
+      </w:r>
+      <w:r>
+        <w:rPr>
+          <w:sz w:val="22"/>
+          <w:szCs w:val="22"/>
+          <w:rtl w:val="0"/>
+        </w:rPr>
+        <w:t xml:space="preserve">hrs al mes)</w:t>
       </w:r>
       <w:r>
         <w:rPr>
@@ -4438,7 +4602,7 @@
           <w:u w:val="single"/>
           <w:rtl w:val="0"/>
         </w:rPr>
-        <w:t xml:space="preserve">$0.00</w:t>
+        <w:t xml:space="preserve">{{DEPOSITO_GARANTIA}} ({{DEPOSITO_GARANTIA_LETRA}})</w:t>
       </w:r>
       <w:r>
         <w:rPr>
@@ -4447,7 +4611,7 @@
           <w:highlight w:val="yellow"/>
           <w:rtl w:val="0"/>
         </w:rPr>
-        <w:t xml:space="preserve"> </w:t>
+        <w:t xml:space="preserve"/>
       </w:r>
       <w:r>
         <w:rPr>
@@ -4458,7 +4622,7 @@
           <w:highlight w:val="yellow"/>
           <w:rtl w:val="0"/>
         </w:rPr>
-        <w:t xml:space="preserve">(Cero pesos 00/100 MN.)</w:t>
+        <w:t xml:space="preserve"/>
       </w:r>
       <w:r>
         <w:rPr>
@@ -7885,7 +8049,7 @@
     <w:sdt>
       <w:sdtPr>
         <w:lock w:val="contentLocked"/>
-        <w:id w:val="1992133121"/>
+        <w:id w:val="530670766"/>
         <w:tag w:val="goog_rdk_0"/>
       </w:sdtPr>
       <w:sdtContent>
@@ -9666,7 +9830,7 @@
           <w:highlight w:val="yellow"/>
           <w:rtl w:val="0"/>
         </w:rPr>
-        <w:t xml:space="preserve">$00.00 pesos (Cantidad con letra 00/100 M.N.) netos, mediante transferencia bancaria</w:t>
+        <w:t xml:space="preserve">{{DEPOSITO_GARANTIA}} ({{DEPOSITO_GARANTIA_LETRA}}) netos, mediante transferencia bancaria</w:t>
       </w:r>
       <w:r>
         <w:rPr>
@@ -9750,7 +9914,7 @@
           <w:highlight w:val="yellow"/>
           <w:rtl w:val="0"/>
         </w:rPr>
-        <w:t xml:space="preserve">$00.00 pesos (Cantidad con letra 00/100 M.N.) netos.</w:t>
+        <w:t xml:space="preserve">{{DEPOSITO_GARANTIA}} ({{DEPOSITO_GARANTIA_LETRA}}) netos.</w:t>
       </w:r>
     </w:p>
     <w:p>
@@ -9826,7 +9990,7 @@
           <w:highlight w:val="yellow"/>
           <w:rtl w:val="0"/>
         </w:rPr>
-        <w:t xml:space="preserve">$00.00 pesos (Cantidad con letra 00/100 M.N.) netos</w:t>
+        <w:t xml:space="preserve">{{DEPOSITO_GARANTIA}} ({{DEPOSITO_GARANTIA_LETRA}}) netos</w:t>
       </w:r>
       <w:r>
         <w:rPr>
@@ -9896,7 +10060,7 @@
           <w:highlight w:val="yellow"/>
           <w:rtl w:val="0"/>
         </w:rPr>
-        <w:t xml:space="preserve">$00.00 pesos (Cantidad con letra 00/100 M.N.) netos</w:t>
+        <w:t xml:space="preserve">{{DEPOSITO_GARANTIA}} ({{DEPOSITO_GARANTIA_LETRA}}) netos</w:t>
       </w:r>
       <w:r>
         <w:rPr>
